--- a/public/docs/CNG_Fellowship_Submission_Final.docx
+++ b/public/docs/CNG_Fellowship_Submission_Final.docx
@@ -1600,7 +1600,7 @@
                 <w:sz w:val="20"/>
                 <w:szCs w:val="20"/>
               </w:rPr>
-              <w:t xml:space="preserve">Facilitation guide for 1-hour department-accessible PLC sessions. Two per year in Year 1; replicable for Year 2 without Cajina.</w:t>
+              <w:t xml:space="preserve">Facilitation guide for 1-hour department-accessible PLC sessions. Monthly (one per month, September–June — 10 sessions) in Year 1; replicable for Year 2 without Cajina.</w:t>
             </w:r>
           </w:p>
         </w:tc>
@@ -2148,7 +2148,7 @@
                 <w:sz w:val="20"/>
                 <w:szCs w:val="20"/>
               </w:rPr>
-              <w:t xml:space="preserve">PLC Session 1 — monthly lunch, 1 hour. Pairs share artifact findings. Each teacher names one Cycle 2 redesign priority.</w:t>
+              <w:t xml:space="preserve">Monthly PLC (one of 10 sessions, September–June) — 1 hour. Pairs share artifact findings. Each teacher names one Cycle 2 redesign priority.</w:t>
             </w:r>
           </w:p>
         </w:tc>
@@ -2361,7 +2361,7 @@
                 <w:sz w:val="20"/>
                 <w:szCs w:val="20"/>
               </w:rPr>
-              <w:t xml:space="preserve">PLC Session 2 — monthly lunch, 1 hour. Cycle 2 check-in. Transfer session preparation begins.</w:t>
+              <w:t xml:space="preserve">Monthly PLC (one of 10 sessions, September–June) — 1 hour. Cycle 2 check-in. Transfer session preparation begins.</w:t>
             </w:r>
           </w:p>
         </w:tc>
